--- a/templates/Quote_format_Low_High_Vtg_Export.docx
+++ b/templates/Quote_format_Low_High_Vtg_Export.docx
@@ -99,7 +99,7 @@
           <w:sz w:val="22"/>
           <w:szCs w:val="22"/>
         </w:rPr>
-        <w:t>EVTPL/</w:t>
+        <w:t>EVTPL/26-27</w:t>
       </w:r>
       <w:bookmarkStart w:id="0" w:name="_GoBack"/>
       <w:bookmarkEnd w:id="0"/>
@@ -109,7 +109,7 @@
           <w:sz w:val="22"/>
           <w:szCs w:val="22"/>
         </w:rPr>
-        <w:t>25-26/{{CODE}}</w:t>
+        <w:t>/{{CODE}}</w:t>
       </w:r>
     </w:p>
     <w:p>
@@ -1761,14 +1761,7 @@
                 <w:sz w:val="22"/>
                 <w:szCs w:val="22"/>
               </w:rPr>
-              <w:t>Price is based on USD 1: INR 8</w:t>
-            </w:r>
-            <w:r>
-              <w:rPr>
-                <w:sz w:val="22"/>
-                <w:szCs w:val="22"/>
-              </w:rPr>
-              <w:t>7</w:t>
+              <w:t>Price is based on USD 1: INR {DOLLAR_RATE}</w:t>
             </w:r>
             <w:r>
               <w:rPr>
@@ -8307,7 +8300,7 @@
 </file>
 
 <file path=customXml/itemProps4.xml><?xml version="1.0" encoding="utf-8"?>
-<ds:datastoreItem xmlns:ds="http://schemas.openxmlformats.org/officeDocument/2006/customXml" ds:itemID="{FEAE4321-47FB-43F3-AF76-C3513F120EC2}">
+<ds:datastoreItem xmlns:ds="http://schemas.openxmlformats.org/officeDocument/2006/customXml" ds:itemID="{A9818A28-7320-45BE-B927-128C77EDBD51}">
   <ds:schemaRefs>
     <ds:schemaRef ds:uri="http://schemas.openxmlformats.org/officeDocument/2006/bibliography"/>
   </ds:schemaRefs>
